--- a/reviewlist/Wider_Mathematics_Education_Corpus_568.docx
+++ b/reviewlist/Wider_Mathematics_Education_Corpus_568.docx
@@ -26,7 +26,7 @@
         <w:pStyle w:val="FirstParagraph"/>
       </w:pPr>
       <w:r>
-        <w:t xml:space="preserve">Supplementary list for Pampaka, M., Zhang, C., Black, L., Choudry, S., &amp; Harris, D. (upcoming). From gender gaps to gendered participation: Four decades of research in mathematics education (1985-2025).</w:t>
+        <w:t xml:space="preserve">Supplementary list for Pampaka, M., Zhang, C., Black, L., Choudry, S., &amp; Harris, D. (upcoming). From gender gaps to gendered identities: Four decades of gender research in BSRLM and the wider mathematics education literature (1985–2025).</w:t>
       </w:r>
     </w:p>
     <w:p>
